--- a/Nuevo Documento de Microsoft Word.docx
+++ b/Nuevo Documento de Microsoft Word.docx
@@ -22,6 +22,26 @@
         <w:t>frontend</w:t>
       </w:r>
       <w:proofErr w:type="spellEnd"/>
+    </w:p>
+    <w:p>
+      <w:pPr>
+        <w:rPr>
+          <w:lang w:val="es-ES"/>
+        </w:rPr>
+      </w:pPr>
+      <w:r>
+        <w:rPr>
+          <w:lang w:val="es-ES"/>
+        </w:rPr>
+        <w:t>Hoy es un gran día</w:t>
+      </w:r>
+    </w:p>
+    <w:p>
+      <w:pPr>
+        <w:rPr>
+          <w:lang w:val="es-ES"/>
+        </w:rPr>
+      </w:pPr>
     </w:p>
     <w:p>
       <w:pPr>

--- a/Nuevo Documento de Microsoft Word.docx
+++ b/Nuevo Documento de Microsoft Word.docx
@@ -12,16 +12,8 @@
         <w:rPr>
           <w:lang w:val="es-ES"/>
         </w:rPr>
-        <w:t xml:space="preserve">Hola soy tu líder técnico y este es un espacio de </w:t>
+        <w:t>Hola soy tu líder técnico y este es un espacio de frontend</w:t>
       </w:r>
-      <w:proofErr w:type="spellStart"/>
-      <w:r>
-        <w:rPr>
-          <w:lang w:val="es-ES"/>
-        </w:rPr>
-        <w:t>frontend</w:t>
-      </w:r>
-      <w:proofErr w:type="spellEnd"/>
     </w:p>
     <w:p>
       <w:pPr>
@@ -46,9 +38,16 @@
     <w:p>
       <w:pPr>
         <w:rPr>
+          <w:u w:val="single"/>
           <w:lang w:val="es-ES"/>
         </w:rPr>
       </w:pPr>
+      <w:r>
+        <w:rPr>
+          <w:lang w:val="es-ES"/>
+        </w:rPr>
+        <w:t>18:01 push del developer</w:t>
+      </w:r>
     </w:p>
     <w:sectPr>
       <w:pgSz w:w="12240" w:h="15840"/>

--- a/Nuevo Documento de Microsoft Word.docx
+++ b/Nuevo Documento de Microsoft Word.docx
@@ -38,7 +38,6 @@
     <w:p>
       <w:pPr>
         <w:rPr>
-          <w:u w:val="single"/>
           <w:lang w:val="es-ES"/>
         </w:rPr>
       </w:pPr>
@@ -46,7 +45,28 @@
         <w:rPr>
           <w:lang w:val="es-ES"/>
         </w:rPr>
-        <w:t>18:01 push del developer</w:t>
+        <w:t xml:space="preserve">18:01 push del </w:t>
+      </w:r>
+      <w:r>
+        <w:rPr>
+          <w:lang w:val="es-ES"/>
+        </w:rPr>
+        <w:t xml:space="preserve">Developer </w:t>
+      </w:r>
+    </w:p>
+    <w:p>
+      <w:pPr>
+        <w:ind w:left="708" w:hanging="708"/>
+        <w:rPr>
+          <w:u w:val="single"/>
+          <w:lang w:val="es-ES"/>
+        </w:rPr>
+      </w:pPr>
+      <w:r>
+        <w:rPr>
+          <w:lang w:val="es-ES"/>
+        </w:rPr>
+        <w:t>jose</w:t>
       </w:r>
     </w:p>
     <w:sectPr>
